--- a/04-agent/docs/Agent架构自测问答.docx
+++ b/04-agent/docs/Agent架构自测问答.docx
@@ -15,7 +15,7 @@
           <w:color w:val="1F3964"/>
           <w:sz w:val="40"/>
         </w:rPr>
-        <w:t>Agent 架构自测问答：Harness、MiniCode 设计与工程素养</w:t>
+        <w:t>Agent 架构自测问答：Harness、编程 Agent 设计与工程素养</w:t>
       </w:r>
     </w:p>
     <w:p>
@@ -113,7 +113,7 @@
           <w:color w:val="555555"/>
           <w:sz w:val="21"/>
         </w:rPr>
-        <w:t>：每一节都是一个值得自测的问题，先自己回答再对照要点。四部分依次覆盖：① Harness Engineering 与 ReAct 的关系；② MiniCode 的架构取舍；③ 安全工程；④ 跨项目的通用追问。</w:t>
+        <w:t>：每一节都是一个值得自测的问题，先自己回答再对照要点。四部分依次覆盖：① Harness Engineering 与 ReAct 的关系；② 编程 Agent 的架构取舍；③ 安全工程；④ 跨项目的通用追问。</w:t>
       </w:r>
     </w:p>
     <w:p>
@@ -789,7 +789,7 @@
           <w:i w:val="0"/>
           <w:sz w:val="22"/>
         </w:rPr>
-        <w:t xml:space="preserve"> 不是"写长文"和"包装 JSON"拆成两轮——长文本本身就可以是答案（MiniCode 的 100 字符阈值证明了这一点）。拆两步拆的是</w:t>
+        <w:t xml:space="preserve"> 不是"写长文"和"包装 JSON"拆成两轮——长文本本身就可以是答案（编程 Agent 的 100 字符阈值证明了这一点）。拆两步拆的是</w:t>
       </w:r>
       <w:r>
         <w:rPr>
@@ -1692,7 +1692,7 @@
           <w:color w:val="1F3964"/>
           <w:sz w:val="32"/>
         </w:rPr>
-        <w:t>3. MiniCode 架构设计</w:t>
+        <w:t>3. 编程 Agent 架构设计</w:t>
       </w:r>
     </w:p>
     <w:p>
@@ -4004,7 +4004,7 @@
           <w:i w:val="0"/>
           <w:sz w:val="22"/>
         </w:rPr>
-        <w:t>MiniCode 复用 Agent v4 的 Harness 架构思想（while 骨架 + API 调用方式平移），但终止条件、防重复对象、兜底策略全部按 Coding 场景重写</w:t>
+        <w:t>编程 Agent 复用 Agent v4 的 Harness 架构思想（while 骨架 + API 调用方式平移），但终止条件、防重复对象、兜底策略全部按 Coding 场景重写</w:t>
       </w:r>
     </w:p>
     <w:p>
@@ -4676,7 +4676,7 @@
           <w:i w:val="0"/>
           <w:sz w:val="22"/>
         </w:rPr>
-        <w:t>MiniCode（Coding Agent）：走了另一条路。</w:t>
+        <w:t>本编程 Agent（Coding Agent）：走了另一条路。</w:t>
       </w:r>
       <w:r>
         <w:rPr>
@@ -4745,7 +4745,7 @@
           <w:i w:val="0"/>
           <w:sz w:val="22"/>
         </w:rPr>
-        <w:t xml:space="preserve"> 难在区分"模型能力问题"和"架构性问题"。前者换模型能解决，后者换模型只是把失败率从 80% 降到 20%，永远不会到零。能区分这两类问题，才知道什么时候该换模型、什么时候该改架构。MiniCode 的长期方案思路已经有了，只是因优先级未实施——这不影响对问题本质的理解。</w:t>
+        <w:t xml:space="preserve"> 难在区分"模型能力问题"和"架构性问题"。前者换模型能解决，后者换模型只是把失败率从 80% 降到 20%，永远不会到零。能区分这两类问题，才知道什么时候该换模型、什么时候该改架构。编程 Agent 的长期方案思路已经有了，只是因优先级未实施——这不影响对问题本质的理解。</w:t>
       </w:r>
     </w:p>
     <w:p>
@@ -4836,7 +4836,7 @@
           <w:i w:val="0"/>
           <w:sz w:val="22"/>
         </w:rPr>
-        <w:t>MiniCode SecurityFilter 接入主循环</w:t>
+        <w:t>编程 Agent SecurityFilter 接入主循环</w:t>
       </w:r>
     </w:p>
     <w:p>

--- a/04-agent/docs/Agent架构自测问答.docx
+++ b/04-agent/docs/Agent架构自测问答.docx
@@ -5061,6 +5061,49 @@
         <w:t>A5: 评测集可信度比模型效果更重要（42 道题标注错误的具体案例）</w:t>
       </w:r>
     </w:p>
+    <w:p>
+      <w:pPr>
+        <w:spacing w:line="348" w:lineRule="auto"/>
+      </w:pPr>
+      <w:r>
+        <w:rPr>
+          <w:rFonts w:ascii="Times New Roman" w:hAnsi="Times New Roman" w:eastAsia="宋体"/>
+          <w:b w:val="0"/>
+          <w:i w:val="0"/>
+          <w:sz w:val="22"/>
+        </w:rPr>
+        <w:t xml:space="preserve">← 返回 </w:t>
+      </w:r>
+      <w:r>
+        <w:rPr>
+          <w:rFonts w:ascii="Times New Roman" w:hAnsi="Times New Roman" w:eastAsia="宋体"/>
+          <w:b w:val="0"/>
+          <w:i w:val="0"/>
+          <w:color w:val="1155CC"/>
+          <w:sz w:val="22"/>
+        </w:rPr>
+        <w:t>04-agent 模块首页</w:t>
+      </w:r>
+      <w:r>
+        <w:rPr>
+          <w:rFonts w:ascii="Times New Roman" w:hAnsi="Times New Roman" w:eastAsia="宋体"/>
+          <w:b w:val="0"/>
+          <w:i w:val="0"/>
+          <w:sz w:val="22"/>
+        </w:rPr>
+        <w:t xml:space="preserve"> · </w:t>
+      </w:r>
+      <w:r>
+        <w:rPr>
+          <w:rFonts w:ascii="Times New Roman" w:hAnsi="Times New Roman" w:eastAsia="宋体"/>
+          <w:b w:val="0"/>
+          <w:i w:val="0"/>
+          <w:color w:val="1155CC"/>
+          <w:sz w:val="22"/>
+        </w:rPr>
+        <w:t>两步终止机制答疑</w:t>
+      </w:r>
+    </w:p>
     <w:sectPr>
       <w:pgSz w:w="12240" w:h="15840"/>
       <w:pgMar w:top="1440" w:right="1800" w:bottom="1440" w:left="1800" w:header="720" w:footer="720" w:gutter="0"/>

--- a/04-agent/docs/Agent架构自测问答.docx
+++ b/04-agent/docs/Agent架构自测问答.docx
@@ -12,7 +12,7 @@
           <w:rFonts w:ascii="Times New Roman" w:hAnsi="Times New Roman" w:eastAsia="微软雅黑"/>
           <w:b/>
           <w:i w:val="0"/>
-          <w:color w:val="1F3964"/>
+          <w:color w:val="4E7EBA"/>
           <w:sz w:val="40"/>
         </w:rPr>
         <w:t>Agent 架构自测问答：Harness、编程 Agent 设计与工程素养</w:t>
@@ -272,7 +272,7 @@
           <w:rFonts w:ascii="Times New Roman" w:hAnsi="Times New Roman" w:eastAsia="微软雅黑"/>
           <w:b/>
           <w:i w:val="0"/>
-          <w:color w:val="1F3964"/>
+          <w:color w:val="4E7EBA"/>
           <w:sz w:val="32"/>
         </w:rPr>
         <w:t>2. Agent 与 Harness Engineering</w:t>
@@ -288,7 +288,7 @@
           <w:rFonts w:ascii="Times New Roman" w:hAnsi="Times New Roman" w:eastAsia="微软雅黑"/>
           <w:b/>
           <w:i w:val="0"/>
-          <w:color w:val="1F3964"/>
+          <w:color w:val="4E7EBA"/>
           <w:sz w:val="27"/>
         </w:rPr>
         <w:t>2.1 Harness Engineering 到底是什么？</w:t>
@@ -424,7 +424,7 @@
           <w:rFonts w:ascii="Times New Roman" w:hAnsi="Times New Roman" w:eastAsia="微软雅黑"/>
           <w:b/>
           <w:i w:val="0"/>
-          <w:color w:val="1F3964"/>
+          <w:color w:val="4E7EBA"/>
           <w:sz w:val="27"/>
         </w:rPr>
         <w:t>2.2 ReAct 循环和 Harness 是什么关系？</w:t>
@@ -536,7 +536,7 @@
           <w:rFonts w:ascii="Times New Roman" w:hAnsi="Times New Roman" w:eastAsia="微软雅黑"/>
           <w:b/>
           <w:i w:val="0"/>
-          <w:color w:val="1F3964"/>
+          <w:color w:val="4E7EBA"/>
           <w:sz w:val="27"/>
         </w:rPr>
         <w:t>2.3 为什么 Agent 不会主动调用 submit_answer？</w:t>
@@ -648,7 +648,7 @@
           <w:rFonts w:ascii="Times New Roman" w:hAnsi="Times New Roman" w:eastAsia="微软雅黑"/>
           <w:b/>
           <w:i w:val="0"/>
-          <w:color w:val="1F3964"/>
+          <w:color w:val="4E7EBA"/>
           <w:sz w:val="27"/>
         </w:rPr>
         <w:t>2.4 JSON 转义崩溃是模型能力问题吗？</w:t>
@@ -919,7 +919,7 @@
           <w:rFonts w:ascii="Times New Roman" w:hAnsi="Times New Roman" w:eastAsia="微软雅黑"/>
           <w:b/>
           <w:i w:val="0"/>
-          <w:color w:val="1F3964"/>
+          <w:color w:val="4E7EBA"/>
           <w:sz w:val="27"/>
         </w:rPr>
         <w:t>2.5 Agent v1→v2→v3 每代验证了什么假设？</w:t>
@@ -1007,7 +1007,7 @@
           <w:rFonts w:ascii="Times New Roman" w:hAnsi="Times New Roman" w:eastAsia="微软雅黑"/>
           <w:b/>
           <w:i w:val="0"/>
-          <w:color w:val="1F3964"/>
+          <w:color w:val="4E7EBA"/>
           <w:sz w:val="27"/>
         </w:rPr>
         <w:t>2.6 RAG 和 Agent 什么时候用哪个？</w:t>
@@ -1095,7 +1095,7 @@
           <w:rFonts w:ascii="Times New Roman" w:hAnsi="Times New Roman" w:eastAsia="微软雅黑"/>
           <w:b/>
           <w:i w:val="0"/>
-          <w:color w:val="1F3964"/>
+          <w:color w:val="4E7EBA"/>
           <w:sz w:val="27"/>
         </w:rPr>
         <w:t>2.7 ReAct 和 LangGraph 是什么关系？</w:t>
@@ -1689,7 +1689,7 @@
           <w:rFonts w:ascii="Times New Roman" w:hAnsi="Times New Roman" w:eastAsia="微软雅黑"/>
           <w:b/>
           <w:i w:val="0"/>
-          <w:color w:val="1F3964"/>
+          <w:color w:val="4E7EBA"/>
           <w:sz w:val="32"/>
         </w:rPr>
         <w:t>3. 编程 Agent 架构设计</w:t>
@@ -1705,7 +1705,7 @@
           <w:rFonts w:ascii="Times New Roman" w:hAnsi="Times New Roman" w:eastAsia="微软雅黑"/>
           <w:b/>
           <w:i w:val="0"/>
-          <w:color w:val="1F3964"/>
+          <w:color w:val="4E7EBA"/>
           <w:sz w:val="27"/>
         </w:rPr>
         <w:t>3.1 ToolRegistry 和 MCP 是什么关系？</w:t>
@@ -1817,7 +1817,7 @@
           <w:rFonts w:ascii="Times New Roman" w:hAnsi="Times New Roman" w:eastAsia="微软雅黑"/>
           <w:b/>
           <w:i w:val="0"/>
-          <w:color w:val="1F3964"/>
+          <w:color w:val="4E7EBA"/>
           <w:sz w:val="27"/>
         </w:rPr>
         <w:t>3.2 为什么记忆注入从预注入改成了按需检索？</w:t>
@@ -1905,7 +1905,7 @@
           <w:rFonts w:ascii="Times New Roman" w:hAnsi="Times New Roman" w:eastAsia="微软雅黑"/>
           <w:b/>
           <w:i w:val="0"/>
-          <w:color w:val="1F3964"/>
+          <w:color w:val="4E7EBA"/>
           <w:sz w:val="27"/>
         </w:rPr>
         <w:t>3.3 Worker 是真正意义上的 Agent 吗？</w:t>
@@ -1993,7 +1993,7 @@
           <w:rFonts w:ascii="Times New Roman" w:hAnsi="Times New Roman" w:eastAsia="微软雅黑"/>
           <w:b/>
           <w:i w:val="0"/>
-          <w:color w:val="1F3964"/>
+          <w:color w:val="4E7EBA"/>
           <w:sz w:val="27"/>
         </w:rPr>
         <w:t>3.4 为什么日常 Coding 不用多 Agent？</w:t>
@@ -2194,7 +2194,7 @@
           <w:rFonts w:ascii="Times New Roman" w:hAnsi="Times New Roman" w:eastAsia="微软雅黑"/>
           <w:b/>
           <w:i w:val="0"/>
-          <w:color w:val="1F3964"/>
+          <w:color w:val="4E7EBA"/>
           <w:sz w:val="27"/>
         </w:rPr>
         <w:t>3.5 edit_file 为什么用 old_string/new_string 而不是行号？</w:t>
@@ -2282,7 +2282,7 @@
           <w:rFonts w:ascii="Times New Roman" w:hAnsi="Times New Roman" w:eastAsia="微软雅黑"/>
           <w:b/>
           <w:i w:val="0"/>
-          <w:color w:val="1F3964"/>
+          <w:color w:val="4E7EBA"/>
           <w:sz w:val="27"/>
         </w:rPr>
         <w:t>3.6 100 字符终止阈值是怎么定的？</w:t>
@@ -2394,7 +2394,7 @@
           <w:rFonts w:ascii="Times New Roman" w:hAnsi="Times New Roman" w:eastAsia="微软雅黑"/>
           <w:b/>
           <w:i w:val="0"/>
-          <w:color w:val="1F3964"/>
+          <w:color w:val="4E7EBA"/>
           <w:sz w:val="27"/>
         </w:rPr>
         <w:t>3.7 Skill 二阶段路由为什么要分开？（省 Token 的具体计算）</w:t>
@@ -2506,7 +2506,7 @@
           <w:rFonts w:ascii="Times New Roman" w:hAnsi="Times New Roman" w:eastAsia="微软雅黑"/>
           <w:b/>
           <w:i w:val="0"/>
-          <w:color w:val="1F3964"/>
+          <w:color w:val="4E7EBA"/>
           <w:sz w:val="27"/>
         </w:rPr>
         <w:t>3.8 上下文压缩为什么从旧到新？</w:t>
@@ -2570,7 +2570,7 @@
           <w:rFonts w:ascii="Times New Roman" w:hAnsi="Times New Roman" w:eastAsia="微软雅黑"/>
           <w:b/>
           <w:i w:val="0"/>
-          <w:color w:val="1F3964"/>
+          <w:color w:val="4E7EBA"/>
           <w:sz w:val="32"/>
         </w:rPr>
         <w:t>4. 安全与工程素养</w:t>
@@ -2586,7 +2586,7 @@
           <w:rFonts w:ascii="Times New Roman" w:hAnsi="Times New Roman" w:eastAsia="微软雅黑"/>
           <w:b/>
           <w:i w:val="0"/>
-          <w:color w:val="1F3964"/>
+          <w:color w:val="4E7EBA"/>
           <w:sz w:val="27"/>
         </w:rPr>
         <w:t>4.1 为什么注入检测用正则而不是 LLM？业界正确做法是什么？</w:t>
@@ -3620,7 +3620,7 @@
           <w:rFonts w:ascii="Times New Roman" w:hAnsi="Times New Roman" w:eastAsia="微软雅黑"/>
           <w:b/>
           <w:i w:val="0"/>
-          <w:color w:val="1F3964"/>
+          <w:color w:val="4E7EBA"/>
           <w:sz w:val="27"/>
         </w:rPr>
         <w:t>4.2 SecurityFilter 为什么没接入主循环？</w:t>
@@ -3761,7 +3761,7 @@
           <w:rFonts w:ascii="Times New Roman" w:hAnsi="Times New Roman" w:eastAsia="微软雅黑"/>
           <w:b/>
           <w:i w:val="0"/>
-          <w:color w:val="1F3964"/>
+          <w:color w:val="4E7EBA"/>
           <w:sz w:val="27"/>
         </w:rPr>
         <w:t>4.3 子 Agent 出问题会导致 Supervisor 阻塞吗？</w:t>
@@ -3849,7 +3849,7 @@
           <w:rFonts w:ascii="Times New Roman" w:hAnsi="Times New Roman" w:eastAsia="微软雅黑"/>
           <w:b/>
           <w:i w:val="0"/>
-          <w:color w:val="1F3964"/>
+          <w:color w:val="4E7EBA"/>
           <w:sz w:val="27"/>
         </w:rPr>
         <w:t>4.4 安全审查的黑名单和白名单为什么要合并？</w:t>
@@ -3961,7 +3961,7 @@
           <w:rFonts w:ascii="Times New Roman" w:hAnsi="Times New Roman" w:eastAsia="微软雅黑"/>
           <w:b/>
           <w:i w:val="0"/>
-          <w:color w:val="1F3964"/>
+          <w:color w:val="4E7EBA"/>
           <w:sz w:val="32"/>
         </w:rPr>
         <w:t>5. 通用追问</w:t>
@@ -3977,7 +3977,7 @@
           <w:rFonts w:ascii="Times New Roman" w:hAnsi="Times New Roman" w:eastAsia="微软雅黑"/>
           <w:b/>
           <w:i w:val="0"/>
-          <w:color w:val="1F3964"/>
+          <w:color w:val="4E7EBA"/>
           <w:sz w:val="27"/>
         </w:rPr>
         <w:t>5.1 两个项目之间是什么关系？</w:t>
@@ -4065,7 +4065,7 @@
           <w:rFonts w:ascii="Times New Roman" w:hAnsi="Times New Roman" w:eastAsia="微软雅黑"/>
           <w:b/>
           <w:i w:val="0"/>
-          <w:color w:val="1F3964"/>
+          <w:color w:val="4E7EBA"/>
           <w:sz w:val="27"/>
         </w:rPr>
         <w:t>5.2 为什么选择 DeepSeek 而不是 GPT-4？</w:t>
@@ -4153,7 +4153,7 @@
           <w:rFonts w:ascii="Times New Roman" w:hAnsi="Times New Roman" w:eastAsia="微软雅黑"/>
           <w:b/>
           <w:i w:val="0"/>
-          <w:color w:val="1F3964"/>
+          <w:color w:val="4E7EBA"/>
           <w:sz w:val="27"/>
         </w:rPr>
         <w:t>5.3 项目里最大的技术难点是什么？</w:t>
@@ -4809,7 +4809,7 @@
           <w:rFonts w:ascii="Times New Roman" w:hAnsi="Times New Roman" w:eastAsia="微软雅黑"/>
           <w:b/>
           <w:i w:val="0"/>
-          <w:color w:val="1F3964"/>
+          <w:color w:val="4E7EBA"/>
           <w:sz w:val="27"/>
         </w:rPr>
         <w:t>5.4 项目有什么可以改进的地方？</w:t>
@@ -4921,7 +4921,7 @@
           <w:rFonts w:ascii="Times New Roman" w:hAnsi="Times New Roman" w:eastAsia="微软雅黑"/>
           <w:b/>
           <w:i w:val="0"/>
-          <w:color w:val="1F3964"/>
+          <w:color w:val="4E7EBA"/>
           <w:sz w:val="32"/>
         </w:rPr>
         <w:t>附：值得继续深入的方向</w:t>
@@ -5547,7 +5547,7 @@
       <w:rFonts w:asciiTheme="majorHAnsi" w:eastAsiaTheme="majorEastAsia" w:hAnsiTheme="majorHAnsi" w:cstheme="majorBidi" w:eastAsia="微软雅黑"/>
       <w:b/>
       <w:bCs/>
-      <w:color w:val="365F91" w:themeColor="accent1" w:themeShade="BF"/>
+      <w:color w:val="4E7EBA"/>
       <w:sz w:val="28"/>
       <w:szCs w:val="28"/>
     </w:rPr>
@@ -5571,7 +5571,7 @@
       <w:rFonts w:asciiTheme="majorHAnsi" w:eastAsiaTheme="majorEastAsia" w:hAnsiTheme="majorHAnsi" w:cstheme="majorBidi" w:eastAsia="微软雅黑"/>
       <w:b/>
       <w:bCs/>
-      <w:color w:val="4F81BD" w:themeColor="accent1"/>
+      <w:color w:val="4E7EBA"/>
       <w:sz w:val="26"/>
       <w:szCs w:val="26"/>
     </w:rPr>
@@ -5595,7 +5595,7 @@
       <w:rFonts w:asciiTheme="majorHAnsi" w:eastAsiaTheme="majorEastAsia" w:hAnsiTheme="majorHAnsi" w:cstheme="majorBidi" w:eastAsia="微软雅黑"/>
       <w:b/>
       <w:bCs/>
-      <w:color w:val="4F81BD" w:themeColor="accent1"/>
+      <w:color w:val="4E7EBA"/>
     </w:rPr>
   </w:style>
   <w:style w:type="paragraph" w:styleId="Heading4">
@@ -5620,7 +5620,7 @@
       <w:bCs/>
       <w:i/>
       <w:iCs/>
-      <w:color w:val="4F81BD" w:themeColor="accent1"/>
+      <w:color w:val="4E7EBA"/>
     </w:rPr>
   </w:style>
   <w:style w:type="paragraph" w:styleId="Heading5">
